--- a/jobs/RWE_Commercial_Graduate_Programme_13-10-2025/Cover_Letter_Adrian_Turion.docx
+++ b/jobs/RWE_Commercial_Graduate_Programme_13-10-2025/Cover_Letter_Adrian_Turion.docx
@@ -63,12 +63,6 @@
           <w:sz w:val="20"/>
         </w:rPr>
         <w:t>Hiring Manager</w:t>
-        <w:br/>
-        <w:t>RWE Supply &amp; Trading GmbH</w:t>
-        <w:br/>
-        <w:t>Swindon, United Kingdom</w:t>
-        <w:br/>
-        <w:t>RWE Supply &amp; Trading</w:t>
       </w:r>
       <w:r>
         <w:rPr>
@@ -76,6 +70,8 @@
           <w:b/>
           <w:sz w:val="20"/>
         </w:rPr>
+        <w:br/>
+        <w:t>RWE Supply &amp; Trading GmbH</w:t>
       </w:r>
       <w:r>
         <w:rPr>
@@ -83,13 +79,8 @@
           <w:b/>
           <w:sz w:val="20"/>
         </w:rPr>
-      </w:r>
-      <w:r>
-        <w:rPr>
-          <w:rFonts w:ascii="Times New Roman" w:hAnsi="Times New Roman"/>
-          <w:b/>
-          <w:sz w:val="20"/>
-        </w:rPr>
+        <w:br/>
+        <w:t>Swindon, United Kingdom</w:t>
       </w:r>
     </w:p>
     <w:p>
@@ -107,7 +98,14 @@
           <w:rFonts w:ascii="Times New Roman" w:hAnsi="Times New Roman"/>
           <w:sz w:val="20"/>
         </w:rPr>
-        <w:t>RWE's expansion of its growing offshore wind fleet and your position as Europe's largest energy trading house demonstrate a unique combination of renewable energy leadership and commercial excellence. I am writing to express my strong interest in the Commercial Graduate Programme at your Swindon office, particularly the opportunity to gain exposure across the full energy value chain through international rotations. With hands-on M&amp;A execution experience, demonstrated curiosity through entrepreneurial ventures, and adaptability to cross-border business environments, I am eager to contribute to RWE's energy trading operations while building expertise in physical and financial trading.</w:t>
+        <w:t>RWE's expansion of its growing offshore wind fleet and your position as Europe's largest energy trading house demonstrate a unique combination of renewable energy leadership and commercial excellence. I am writing to express my strong interest in the Commercial Graduate Programme at your Swindon office, particularly the opportunity to gain exposure across the full energy value chain through international rotations. With hands-on M&amp;A execution experience, demonstrated curiosity through entrepreneurial ventures, and adaptability to cross-border business environments, I am eager to contribute to RWE's energy trading operations</w:t>
+      </w:r>
+      <w:r>
+        <w:rPr>
+          <w:rFonts w:ascii="Times New Roman" w:hAnsi="Times New Roman"/>
+          <w:sz w:val="20"/>
+        </w:rPr>
+        <w:t>.</w:t>
       </w:r>
     </w:p>
     <w:p>
@@ -138,12 +136,6 @@
       <w:r>
         <w:rPr>
           <w:rFonts w:ascii="Times New Roman" w:hAnsi="Times New Roman"/>
-          <w:sz w:val="20"/>
-        </w:rPr>
-      </w:r>
-      <w:r>
-        <w:rPr>
-          <w:rFonts w:ascii="Times New Roman" w:hAnsi="Times New Roman"/>
           <w:b/>
           <w:sz w:val="20"/>
         </w:rPr>
@@ -165,12 +157,6 @@
           <w:numId w:val="10"/>
         </w:numPr>
       </w:pPr>
-      <w:r>
-        <w:rPr>
-          <w:rFonts w:ascii="Times New Roman" w:hAnsi="Times New Roman"/>
-          <w:sz w:val="20"/>
-        </w:rPr>
-      </w:r>
       <w:r>
         <w:rPr>
           <w:rFonts w:ascii="Times New Roman" w:hAnsi="Times New Roman"/>
@@ -198,12 +184,6 @@
       <w:r>
         <w:rPr>
           <w:rFonts w:ascii="Times New Roman" w:hAnsi="Times New Roman"/>
-          <w:sz w:val="20"/>
-        </w:rPr>
-      </w:r>
-      <w:r>
-        <w:rPr>
-          <w:rFonts w:ascii="Times New Roman" w:hAnsi="Times New Roman"/>
           <w:b/>
           <w:sz w:val="20"/>
         </w:rPr>
@@ -223,16 +203,17 @@
           <w:rFonts w:ascii="Times New Roman" w:hAnsi="Times New Roman"/>
           <w:sz w:val="20"/>
         </w:rPr>
-        <w:t>What excites me most about RWE is your inclusive culture and the community of support you build across 90+ nationalities. The opportunity to work in multiple locations - from Swindon to Essen, Singapore, or Chicago - aligns perfectly with my desire to develop intercultural skills and build a global network in energy markets. Your commitment to giving graduates real project ownership, rather than typical graduate work, resonates with my preference for taking on responsibility and learning by doing.</w:t>
+        <w:t>What excites me most about RWE is your inclusive culture and the community of support you build across 90+ nationalities. The opportunity to work in multiple locations - from Swindon to Essen, Singapore, or Chicago - aligns perfectly with my desire to develop intercultural skills and build a global network in energy markets.</w:t>
       </w:r>
-    </w:p>
-    <w:p>
+      <w:r>
+        <w:t xml:space="preserve"> </w:t>
+      </w:r>
       <w:r>
         <w:rPr>
           <w:rFonts w:ascii="Times New Roman" w:hAnsi="Times New Roman"/>
           <w:sz w:val="20"/>
         </w:rPr>
-        <w:t>I am interested in contributing to RWE's commercial operations and gaining exposure to both physical and financial energy trading. I would welcome the opportunity to discuss how my experience in cross-border execution, analytical problem-solving, and entrepreneurial initiative can add value to your team.</w:t>
+        <w:t>I would welcome the opportunity to discuss how my experience in cross-border execution, analytical problem-solving, and entrepreneurial initiative can add value to your team.</w:t>
       </w:r>
     </w:p>
     <w:p>
